--- a/MODELO_TCC2025 3.0.docx
+++ b/MODELO_TCC2025 3.0.docx
@@ -3555,8 +3555,6 @@
         </w:rPr>
       </w:pPr>
       <w:bookmarkStart w:id="4" w:name="_Toc239322487"/>
-      <w:bookmarkStart w:id="5" w:name="_GoBack"/>
-      <w:bookmarkEnd w:id="5"/>
       <w:r>
         <w:rPr>
           <w:b/>
@@ -3588,7 +3586,7 @@
           <w:szCs w:val="24"/>
         </w:rPr>
       </w:pPr>
-      <w:bookmarkStart w:id="6" w:name="_Toc239322488"/>
+      <w:bookmarkStart w:id="5" w:name="_Toc239322488"/>
       <w:r>
         <w:rPr>
           <w:b/>
@@ -3598,7 +3596,7 @@
         </w:rPr>
         <w:t>Geral</w:t>
       </w:r>
-      <w:bookmarkEnd w:id="6"/>
+      <w:bookmarkEnd w:id="5"/>
     </w:p>
     <w:p>
       <w:pPr>
@@ -3634,7 +3632,7 @@
           <w:szCs w:val="24"/>
         </w:rPr>
       </w:pPr>
-      <w:bookmarkStart w:id="7" w:name="_Toc239322489"/>
+      <w:bookmarkStart w:id="6" w:name="_Toc239322489"/>
       <w:r>
         <w:rPr>
           <w:b/>
@@ -3644,7 +3642,7 @@
         </w:rPr>
         <w:t>Específicos</w:t>
       </w:r>
-      <w:bookmarkEnd w:id="7"/>
+      <w:bookmarkEnd w:id="6"/>
     </w:p>
     <w:p>
       <w:pPr>
@@ -3681,7 +3679,7 @@
           <w:szCs w:val="24"/>
         </w:rPr>
       </w:pPr>
-      <w:bookmarkStart w:id="8" w:name="_Toc239322490"/>
+      <w:bookmarkStart w:id="7" w:name="_Toc239322490"/>
       <w:r>
         <w:rPr>
           <w:b/>
@@ -3691,7 +3689,7 @@
         </w:rPr>
         <w:t>Hipóteses</w:t>
       </w:r>
-      <w:bookmarkEnd w:id="8"/>
+      <w:bookmarkEnd w:id="7"/>
     </w:p>
     <w:p>
       <w:pPr>
@@ -3832,7 +3830,7 @@
           <w:szCs w:val="24"/>
         </w:rPr>
       </w:pPr>
-      <w:bookmarkStart w:id="9" w:name="_Toc239322491"/>
+      <w:bookmarkStart w:id="8" w:name="_Toc239322491"/>
       <w:r>
         <w:rPr>
           <w:b/>
@@ -3843,7 +3841,7 @@
         <w:lastRenderedPageBreak/>
         <w:t>DESENVOLVIMENTO</w:t>
       </w:r>
-      <w:bookmarkEnd w:id="9"/>
+      <w:bookmarkEnd w:id="8"/>
     </w:p>
     <w:p>
       <w:pPr>
@@ -3867,7 +3865,9 @@
           <w:sz w:val="24"/>
         </w:rPr>
       </w:pPr>
-      <w:bookmarkStart w:id="10" w:name="_Toc239322492"/>
+      <w:bookmarkStart w:id="9" w:name="_Toc239322492"/>
+      <w:bookmarkStart w:id="10" w:name="_GoBack"/>
+      <w:bookmarkEnd w:id="10"/>
       <w:r>
         <w:rPr>
           <w:b/>
@@ -3876,7 +3876,7 @@
         </w:rPr>
         <w:t>Framework/Engine</w:t>
       </w:r>
-      <w:bookmarkEnd w:id="10"/>
+      <w:bookmarkEnd w:id="9"/>
     </w:p>
     <w:p>
       <w:pPr>
@@ -3889,10 +3889,28 @@
     <w:p>
       <w:pPr>
         <w:spacing w:line="360" w:lineRule="auto"/>
-        <w:ind w:left="349"/>
-      </w:pPr>
-      <w:r>
-        <w:t>- Gamemaker</w:t>
+        <w:ind w:firstLine="708"/>
+      </w:pPr>
+      <w:r>
+        <w:t xml:space="preserve">A plataforma escolhida para o desenvolvimento desse projeto foi o Gamemaker, por conta da extensa documentação, comunidade ativa e da familiaridade dos desenvolvedores com a linguagem C utilizada na </w:t>
+      </w:r>
+      <w:r>
+        <w:rPr>
+          <w:i/>
+        </w:rPr>
+        <w:t>engin</w:t>
+      </w:r>
+      <w:r>
+        <w:rPr>
+          <w:i/>
+        </w:rPr>
+        <w:t>e</w:t>
+      </w:r>
+      <w:r>
+        <w:t xml:space="preserve">. Além disso, </w:t>
+      </w:r>
+      <w:r>
+        <w:t>o motor de jogo é bastante reconhecido no meio de criação de videojogos 2D indie, tendo sido utilizado para diversos jogos, como Hotline Miami, Katana Zero, Pizza Tower, e as inspirações para esse projeto, Undertale e Deltarune</w:t>
       </w:r>
     </w:p>
     <w:p>
@@ -3965,7 +3983,7 @@
           <w:rFonts w:eastAsia="Arial" w:cs="Arial"/>
           <w:szCs w:val="24"/>
         </w:rPr>
-        <w:t>- Descrição detalhada da história (lembre-se que toda história deve conter um começo, meio e fim);</w:t>
+        <w:t>A história centra ao redor de Matthew, um simples jovem que, ao chegar em casa e ir dormir, acorda e se vê em uma floresta, em um lugar completamente diferente de seu quarto. Nesse outro local, ele encontra um garoto com uma cesta, colhendo frutas em um arbusto por perto, a qual ele busca informações sobre o local em que ele está e sobre como voltar para a casa. A criança não sabe como ajudar ele, porém promete levá-lo à vila onde ela vive, na esperança de encontrar algum adulto que saiba</w:t>
       </w:r>
     </w:p>
     <w:p>
@@ -3981,6 +3999,13 @@
           <w:szCs w:val="24"/>
         </w:rPr>
       </w:pPr>
+      <w:r>
+        <w:rPr>
+          <w:rFonts w:eastAsia="Arial" w:cs="Arial"/>
+          <w:szCs w:val="24"/>
+        </w:rPr>
+        <w:t>Entretanto, enquanto eles conversavam, uma criatura aparece do meio das árvores e imobiliza Matthew, que vai se sentindo cada vez mais cansado, como se suas forças estivessem sendo drenadas. Diante dessa situação, o garoto corre até ele, tentando expulsar o monstro, que foge rapidamente</w:t>
+      </w:r>
     </w:p>
     <w:p>
       <w:pPr>
@@ -4000,84 +4025,21 @@
           <w:rFonts w:eastAsia="Arial" w:cs="Arial"/>
           <w:szCs w:val="24"/>
         </w:rPr>
-        <w:t>- A descrição da história deve conter uma breve descrição do ambiente onde o jogo acontece e também dos principais personagens envolvidos na história;</w:t>
-      </w:r>
-    </w:p>
-    <w:p>
-      <w:pPr>
-        <w:pStyle w:val="PargrafodaLista"/>
-        <w:tabs>
-          <w:tab w:val="left" w:pos="7672"/>
-        </w:tabs>
-        <w:spacing w:line="360" w:lineRule="auto"/>
-        <w:ind w:left="0" w:firstLine="360"/>
-        <w:rPr>
-          <w:rFonts w:cs="Arial"/>
-          <w:szCs w:val="24"/>
-        </w:rPr>
-      </w:pPr>
-    </w:p>
-    <w:p>
-      <w:pPr>
-        <w:pStyle w:val="PargrafodaLista"/>
-        <w:tabs>
-          <w:tab w:val="left" w:pos="7672"/>
-        </w:tabs>
-        <w:spacing w:line="360" w:lineRule="auto"/>
-        <w:ind w:left="0" w:firstLine="360"/>
-        <w:rPr>
-          <w:rFonts w:cs="Arial"/>
-          <w:szCs w:val="24"/>
-        </w:rPr>
-      </w:pPr>
+        <w:t>Convicto em ajudar o desconhecido, a gentil criança, que se apresenta como Gray, e Matthew partem em direção à vila. Durante todo o caminh</w:t>
+      </w:r>
       <w:r>
         <w:rPr>
           <w:rFonts w:eastAsia="Arial" w:cs="Arial"/>
           <w:szCs w:val="24"/>
         </w:rPr>
-        <w:t>A história centra ao redor de Matthew, um simples jovem que, ao chegar em casa e ir dormir, acorda e se vê em uma floresta, em um lugar completamente diferente de seu quarto. Nesse outro local, ele encontra um garoto com uma cesta, colhendo frutas em um arbusto por perto, a qual ele busca informações sobre o local em que ele está e sobre como voltar para a casa. A criança não sabe como ajudar ele, porém promete levá-lo à vila onde ela vive, na esperança de encontrar algum adulto que saiba</w:t>
-      </w:r>
-    </w:p>
-    <w:p>
-      <w:pPr>
-        <w:pStyle w:val="PargrafodaLista"/>
-        <w:tabs>
-          <w:tab w:val="left" w:pos="7672"/>
-        </w:tabs>
-        <w:spacing w:line="360" w:lineRule="auto"/>
-        <w:ind w:left="0" w:firstLine="360"/>
-        <w:rPr>
-          <w:rFonts w:cs="Arial"/>
-          <w:szCs w:val="24"/>
-        </w:rPr>
-      </w:pPr>
+        <w:t>o, ambos irão encontrar diverso</w:t>
+      </w:r>
       <w:r>
         <w:rPr>
           <w:rFonts w:eastAsia="Arial" w:cs="Arial"/>
           <w:szCs w:val="24"/>
         </w:rPr>
-        <w:t>Entretanto, enquanto eles conversavam, uma criatura aparece do meio das árvores e imobiliza Matthew, que vai se sentindo cada vez mais cansado, como se suas forças estivessem sendo drenadas. Diante dessa situação, o garoto corre até ele, tentando expulsar o monstro, que foge rapidamente</w:t>
-      </w:r>
-    </w:p>
-    <w:p>
-      <w:pPr>
-        <w:pStyle w:val="PargrafodaLista"/>
-        <w:tabs>
-          <w:tab w:val="left" w:pos="7672"/>
-        </w:tabs>
-        <w:spacing w:line="360" w:lineRule="auto"/>
-        <w:ind w:left="0" w:firstLine="360"/>
-        <w:rPr>
-          <w:rFonts w:cs="Arial"/>
-          <w:szCs w:val="24"/>
-        </w:rPr>
-      </w:pPr>
-      <w:r>
-        <w:rPr>
-          <w:rFonts w:eastAsia="Arial" w:cs="Arial"/>
-          <w:szCs w:val="24"/>
-        </w:rPr>
-        <w:t>Convicto em ajudar o desconhecido, a gentil criança, que se apresenta como Gray, e Matthew partem em direção à vila. Durante todo o caminho, ambos irão encontrar diversoss quebras cabeças, pessoas para conversar e inimigos, aos quais será do critério do jogador como lidar com eles, sendo amigável e ajudá-los ou não, além do encontro recorrente do mesmo monstro que atacou Matthew anteriormente</w:t>
+        <w:t>s quebras cabeças, pessoas para conversar e inimigos, aos quais será do critério do jogador como lidar com eles, sendo amigável e ajudá-los ou não, além do encontro recorrente do mesmo monstro que atacou Matthew anteriormente</w:t>
       </w:r>
     </w:p>
     <w:p>
@@ -4139,7 +4101,6 @@
           <w:sz w:val="24"/>
           <w:szCs w:val="24"/>
         </w:rPr>
-        <w:lastRenderedPageBreak/>
         <w:t>Universo do Jogo</w:t>
       </w:r>
       <w:bookmarkEnd w:id="13"/>
@@ -4177,6 +4138,7 @@
           <w:rFonts w:eastAsia="Arial" w:cs="Arial"/>
           <w:szCs w:val="24"/>
         </w:rPr>
+        <w:lastRenderedPageBreak/>
         <w:t xml:space="preserve">- Descrição e ilustração dos cenários do jogo; </w:t>
       </w:r>
     </w:p>
@@ -4226,7 +4188,49 @@
           <w:rFonts w:cs="Arial"/>
           <w:szCs w:val="24"/>
         </w:rPr>
-        <w:t>, pequenas interações, inimigos mais fracos e tranquilos. Essa área simbolizaria coisas mais amigáveis, tais quais amigos e pessoas as quais Matthew conheceu anteriormente, sonhos e memórias mais calmas, principalmente de sua infância</w:t>
+        <w:t>, pequenas interações, inimigos mais fracos e tranquilos. Essa área simbolizaria coisas mai</w:t>
+      </w:r>
+      <w:r>
+        <w:rPr>
+          <w:rFonts w:cs="Arial"/>
+          <w:szCs w:val="24"/>
+        </w:rPr>
+        <w:t>s amigáveis, tais quais amigos,</w:t>
+      </w:r>
+      <w:r>
+        <w:rPr>
+          <w:rFonts w:cs="Arial"/>
+          <w:szCs w:val="24"/>
+        </w:rPr>
+        <w:t xml:space="preserve"> pessoas as quais Matthew conheceu anteriormente, sonhos e memórias mais calmas, principalmente de sua infância</w:t>
+      </w:r>
+    </w:p>
+    <w:p>
+      <w:pPr>
+        <w:pStyle w:val="PargrafodaLista"/>
+        <w:tabs>
+          <w:tab w:val="left" w:pos="7672"/>
+        </w:tabs>
+        <w:spacing w:line="360" w:lineRule="auto"/>
+        <w:ind w:left="0" w:firstLine="360"/>
+        <w:rPr>
+          <w:rFonts w:cs="Arial"/>
+          <w:szCs w:val="24"/>
+        </w:rPr>
+      </w:pPr>
+      <w:r>
+        <w:rPr>
+          <w:rFonts w:cs="Arial"/>
+          <w:szCs w:val="24"/>
+        </w:rPr>
+        <w:t>A música dessa área seria mais calma e animada, buscando representar a sensação d</w:t>
+      </w:r>
+      <w:r>
+        <w:rPr>
+          <w:rFonts w:cs="Arial"/>
+          <w:szCs w:val="24"/>
+        </w:rPr>
+        <w:t>e nostalgia e conforto</w:t>
       </w:r>
     </w:p>
     <w:p>
@@ -7107,7 +7111,6 @@
           <w:szCs w:val="22"/>
         </w:rPr>
       </w:pPr>
-      <w:commentRangeStart w:id="31"/>
       <w:r>
         <w:rPr>
           <w:sz w:val="22"/>
@@ -7140,10 +7143,6 @@
         </w:rPr>
         <w:t xml:space="preserve"> (como que eu coloco que eu peguei o conteúdo de um site?) (o link é esse: https://www.gov.br/saude/pt-br/assuntos/saude-de-a-a-z/d/depressao)</w:t>
       </w:r>
-      <w:commentRangeEnd w:id="31"/>
-      <w:r>
-        <w:commentReference w:id="31"/>
-      </w:r>
     </w:p>
     <w:p>
       <w:pPr>
@@ -7400,7 +7399,6 @@
           <w:szCs w:val="22"/>
         </w:rPr>
       </w:pPr>
-      <w:commentRangeStart w:id="32"/>
       <w:r>
         <w:rPr>
           <w:sz w:val="22"/>
@@ -7449,13 +7447,9 @@
         </w:rPr>
         <w:t>Curitiba: EBRAPEM, 2016</w:t>
       </w:r>
-      <w:commentRangeEnd w:id="32"/>
-      <w:r>
-        <w:commentReference w:id="32"/>
-      </w:r>
     </w:p>
     <w:sectPr>
-      <w:headerReference w:type="default" r:id="rId17"/>
+      <w:headerReference w:type="default" r:id="rId15"/>
       <w:pgSz w:w="11906" w:h="16838"/>
       <w:pgMar w:top="1701" w:right="1134" w:bottom="1134" w:left="1701" w:header="709" w:footer="709" w:gutter="0"/>
       <w:pgNumType w:start="4"/>
@@ -7463,46 +7457,6 @@
     </w:sectPr>
   </w:body>
 </w:document>
-</file>
-
-<file path=word/comments.xml><?xml version="1.0" encoding="utf-8"?>
-<w:comments xmlns:wpc="http://schemas.microsoft.com/office/word/2010/wordprocessingCanvas" xmlns:cx="http://schemas.microsoft.com/office/drawing/2014/chartex" xmlns:mc="http://schemas.openxmlformats.org/markup-compatibility/2006" xmlns:o="urn:schemas-microsoft-com:office:office" xmlns:r="http://schemas.openxmlformats.org/officeDocument/2006/relationships" xmlns:m="http://schemas.openxmlformats.org/officeDocument/2006/math" xmlns:v="urn:schemas-microsoft-com:vml" xmlns:wp14="http://schemas.microsoft.com/office/word/2010/wordprocessingDrawing" xmlns:wp="http://schemas.openxmlformats.org/drawingml/2006/wordprocessingDrawing" xmlns:w10="urn:schemas-microsoft-com:office:word" xmlns:w="http://schemas.openxmlformats.org/wordprocessingml/2006/main" xmlns:w14="http://schemas.microsoft.com/office/word/2010/wordml" xmlns:w15="http://schemas.microsoft.com/office/word/2012/wordml" xmlns:w16se="http://schemas.microsoft.com/office/word/2015/wordml/symex" xmlns:wpg="http://schemas.microsoft.com/office/word/2010/wordprocessingGroup" xmlns:wpi="http://schemas.microsoft.com/office/word/2010/wordprocessingInk" xmlns:wne="http://schemas.microsoft.com/office/word/2006/wordml" xmlns:wps="http://schemas.microsoft.com/office/word/2010/wordprocessingShape" mc:Ignorable="w14 w15 w16se wp14">
-  <w:comment w:id="31" w:author="Gabriel" w:date="2026-06-02T00:14:00Z" w:initials="G">
-    <w:p>
-      <w:pPr>
-        <w:jc w:val="left"/>
-      </w:pPr>
-      <w:r>
-        <w:rPr>
-          <w:rFonts w:eastAsia="Arial" w:cs="Arial"/>
-          <w:sz w:val="22"/>
-        </w:rPr>
-        <w:t>perguntar depois</w:t>
-      </w:r>
-    </w:p>
-  </w:comment>
-  <w:comment w:id="32" w:author="Gabriel" w:date="2026-06-02T00:14:00Z" w:initials="G">
-    <w:p>
-      <w:pPr>
-        <w:jc w:val="left"/>
-      </w:pPr>
-      <w:r>
-        <w:rPr>
-          <w:rFonts w:eastAsia="Arial" w:cs="Arial"/>
-          <w:sz w:val="22"/>
-        </w:rPr>
-        <w:t>eu não sei oque diabos é esse trabalho. Na real, eu não sei nada sobre nenhum desses trabalhos. Eu odeio fazer tcc</w:t>
-      </w:r>
-    </w:p>
-  </w:comment>
-</w:comments>
-</file>
-
-<file path=word/commentsExtended.xml><?xml version="1.0" encoding="utf-8"?>
-<w15:commentsEx xmlns:wpc="http://schemas.microsoft.com/office/word/2010/wordprocessingCanvas" xmlns:cx="http://schemas.microsoft.com/office/drawing/2014/chartex" xmlns:mc="http://schemas.openxmlformats.org/markup-compatibility/2006" xmlns:o="urn:schemas-microsoft-com:office:office" xmlns:r="http://schemas.openxmlformats.org/officeDocument/2006/relationships" xmlns:m="http://schemas.openxmlformats.org/officeDocument/2006/math" xmlns:v="urn:schemas-microsoft-com:vml" xmlns:wp14="http://schemas.microsoft.com/office/word/2010/wordprocessingDrawing" xmlns:wp="http://schemas.openxmlformats.org/drawingml/2006/wordprocessingDrawing" xmlns:w10="urn:schemas-microsoft-com:office:word" xmlns:w="http://schemas.openxmlformats.org/wordprocessingml/2006/main" xmlns:w14="http://schemas.microsoft.com/office/word/2010/wordml" xmlns:w15="http://schemas.microsoft.com/office/word/2012/wordml" xmlns:w16se="http://schemas.microsoft.com/office/word/2015/wordml/symex" xmlns:wpg="http://schemas.microsoft.com/office/word/2010/wordprocessingGroup" xmlns:wpi="http://schemas.microsoft.com/office/word/2010/wordprocessingInk" xmlns:wne="http://schemas.microsoft.com/office/word/2006/wordml" xmlns:wps="http://schemas.microsoft.com/office/word/2010/wordprocessingShape" mc:Ignorable="w14 w15 w16se wp14">
-  <w15:commentEx w15:paraId="00000002" w15:done="0"/>
-  <w15:commentEx w15:paraId="00000001" w15:done="0"/>
-</w15:commentsEx>
 </file>
 
 <file path=word/commentsExtensible.xml><?xml version="1.0" encoding="utf-8"?>
@@ -7558,7 +7512,7 @@
       <w:rPr>
         <w:noProof/>
       </w:rPr>
-      <w:t>8</w:t>
+      <w:t>9</w:t>
     </w:r>
     <w:r>
       <w:fldChar w:fldCharType="end"/>
@@ -7622,7 +7576,7 @@
       <w:rPr>
         <w:noProof/>
       </w:rPr>
-      <w:t>8</w:t>
+      <w:t>9</w:t>
     </w:r>
     <w:r>
       <w:fldChar w:fldCharType="end"/>
@@ -21814,6 +21768,64 @@
       <w:szCs w:val="16"/>
     </w:rPr>
   </w:style>
+  <w:style w:type="paragraph" w:styleId="Textodebalo">
+    <w:name w:val="Balloon Text"/>
+    <w:basedOn w:val="Normal"/>
+    <w:link w:val="TextodebaloChar"/>
+    <w:uiPriority w:val="99"/>
+    <w:semiHidden/>
+    <w:unhideWhenUsed/>
+    <w:rsid w:val="002F2A11"/>
+    <w:rPr>
+      <w:rFonts w:ascii="Segoe UI" w:hAnsi="Segoe UI" w:cs="Segoe UI"/>
+      <w:sz w:val="18"/>
+      <w:szCs w:val="18"/>
+    </w:rPr>
+  </w:style>
+  <w:style w:type="character" w:customStyle="1" w:styleId="TextodebaloChar">
+    <w:name w:val="Texto de balão Char"/>
+    <w:basedOn w:val="Fontepargpadro"/>
+    <w:link w:val="Textodebalo"/>
+    <w:uiPriority w:val="99"/>
+    <w:semiHidden/>
+    <w:rsid w:val="002F2A11"/>
+    <w:rPr>
+      <w:rFonts w:ascii="Segoe UI" w:eastAsia="Times New Roman" w:hAnsi="Segoe UI" w:cs="Segoe UI"/>
+      <w:sz w:val="18"/>
+      <w:szCs w:val="18"/>
+      <w:lang w:eastAsia="pt-BR"/>
+    </w:rPr>
+  </w:style>
+  <w:style w:type="paragraph" w:styleId="Assuntodocomentrio">
+    <w:name w:val="annotation subject"/>
+    <w:basedOn w:val="Textodecomentrio"/>
+    <w:next w:val="Textodecomentrio"/>
+    <w:link w:val="AssuntodocomentrioChar"/>
+    <w:uiPriority w:val="99"/>
+    <w:semiHidden/>
+    <w:unhideWhenUsed/>
+    <w:rsid w:val="002F2A11"/>
+    <w:rPr>
+      <w:b/>
+      <w:bCs/>
+    </w:rPr>
+  </w:style>
+  <w:style w:type="character" w:customStyle="1" w:styleId="AssuntodocomentrioChar">
+    <w:name w:val="Assunto do comentário Char"/>
+    <w:basedOn w:val="TextodecomentrioChar"/>
+    <w:link w:val="Assuntodocomentrio"/>
+    <w:uiPriority w:val="99"/>
+    <w:semiHidden/>
+    <w:rsid w:val="002F2A11"/>
+    <w:rPr>
+      <w:rFonts w:ascii="Arial" w:eastAsia="Times New Roman" w:hAnsi="Arial" w:cs="Times New Roman"/>
+      <w:b/>
+      <w:bCs/>
+      <w:sz w:val="20"/>
+      <w:szCs w:val="20"/>
+      <w:lang w:eastAsia="pt-BR"/>
+    </w:rPr>
+  </w:style>
 </w:styles>
 </file>
 
@@ -22030,7 +22042,7 @@
 </file>
 
 <file path=customXml/itemProps1.xml><?xml version="1.0" encoding="utf-8"?>
-<ds:datastoreItem xmlns:ds="http://schemas.openxmlformats.org/officeDocument/2006/customXml" ds:itemID="{9C917ADB-2E6A-4F0D-B540-1460B936E130}">
+<ds:datastoreItem xmlns:ds="http://schemas.openxmlformats.org/officeDocument/2006/customXml" ds:itemID="{9E8DBBE6-5EAC-44A3-9021-7201425B8B49}">
   <ds:schemaRefs>
     <ds:schemaRef ds:uri="http://schemas.openxmlformats.org/officeDocument/2006/bibliography"/>
   </ds:schemaRefs>
